--- a/example_articles/states/Arizona/1.states_Arizona_New_York_Times.docx
+++ b/example_articles/states/Arizona/1.states_Arizona_New_York_Times.docx
@@ -27,17 +27,17 @@
     </w:p>
     <w:p>
       <w:r>
-        <w:t>Source File: NYT/45.DOCX</w:t>
+        <w:t>Source file: NYT/45.DOCX</w:t>
       </w:r>
     </w:p>
     <w:p>
       <w:r>
-        <w:t>Raw locations result: ['Arizona']</w:t>
+        <w:t>Raw locations result, 'locations': ['Arizona']</w:t>
       </w:r>
     </w:p>
     <w:p>
       <w:r>
-        <w:t>states_stand_flat (Standardized): Arizona</w:t>
+        <w:t>Standardized locations result, 'states_stand_flat': Arizona</w:t>
       </w:r>
     </w:p>
     <w:p>

--- a/example_articles/states/Arizona/1.states_Arizona_New_York_Times.docx
+++ b/example_articles/states/Arizona/1.states_Arizona_New_York_Times.docx
@@ -7,7 +7,7 @@
         <w:pStyle w:val="Heading1"/>
       </w:pPr>
       <w:r>
-        <w:t>Politics Stalls Congressional Action on Medicare Drug Benefits</w:t>
+        <w:t>Judge Finds Manipulation In Recall Vote In Arizona - Correction Appended</w:t>
       </w:r>
     </w:p>
     <w:p>
@@ -17,17 +17,17 @@
     </w:p>
     <w:p>
       <w:r>
-        <w:t>Date: 2000-02-27</w:t>
+        <w:t>Date: 2011-10-09</w:t>
       </w:r>
     </w:p>
     <w:p>
       <w:r>
-        <w:t>Section: Section 1; ; Section 1; Page 35; Column 1; National Desk ; Column 1;</w:t>
+        <w:t>Section: Section A; Column 0; National Desk; Pg. 14</w:t>
       </w:r>
     </w:p>
     <w:p>
       <w:r>
-        <w:t>Source file: NYT/45.DOCX</w:t>
+        <w:t>Source file: NYT/36.DOCX</w:t>
       </w:r>
     </w:p>
     <w:p>
@@ -49,56 +49,74 @@
     </w:p>
     <w:p>
       <w:r>
-        <w:t>When the last health maintenance organization in this working-class town pulled out two months ago, it cut a vital lifeline to prescription drugs for hundreds of retirees like Mary Elizabeth Johnson.</w:t>
+        <w:t>MESA, Ariz. -- At first glance, it had the makings of a spirited election: the leader of Arizona's crackdown on illegal immigration facing off at the polls with an immigrant from Mexico who believed that the state had gone too far.</w:t>
         <w:br/>
-        <w:t>Mrs. Johnson, 83, has Medicare, but the federal program does not cover drug costs for people outside the hospital. So Mrs. Johnson, whose H.M.O. partly offset the cost of her drugs, must now pay nearly $84 a month from her $850-a-month Social Security check for medications to lower her blood pressure and treat a thyroid condition.</w:t>
+        <w:t>But the immigrant, Olivia Cortes, a retiree who filed papers in July to challenge the State Senate president, Russell Pearce, disappeared from the political scene last week just as quickly as she had appeared. Ms. Cortes's candidacy for a legislative district in this working-class community east of Phoenix, it now appears, had been a dirty trick.</w:t>
         <w:br/>
-        <w:t>"I'm definitely not poor, but I'm not rich," Mrs. Johnson told her Congressman, Representative Mark A. Foley, who met with two dozen retirees at a senior center here. "When the H.M.O. was here, I paid a $10 co-payment for each prescription. That was O.K. Now, one day, I won't be able to eat."</w:t>
+        <w:t>Critics of Mr. Pearce's hard-line approach to illegal immigration collected enough signatures to force him into a recall election in November. But allies of Mr. Pearce, who is one of the state's most powerful politicians, did not take that humiliation lightly. They recruited Ms. Cortes in what was an effort to split the anti-Pearce vote, particularly among Latinos, a judge later found.</w:t>
         <w:br/>
-        <w:t>As Congress wrestles with the white-hot political issue of Medicare drug benefits, Republicans like Mr. Foley, a popular three-term centrist with a strong health care record, are in the hot seat at home.</w:t>
+        <w:t>Greg Western, a Pearce ally who is the chairman of the East Valley Tea Party, was a central figure in the scheme and became Ms. Cortes's campaign adviser. Soon, signs promoting Ms. Cortes's candidacy appeared on street corners, bearing the motto made famous by Cesar Chavez of the United Farm Workers: ''Si, Se Puede!''</w:t>
         <w:br/>
-        <w:t>President Clinton has proposed expanding Medicare to give prescription drug benefits to all of the program's 39 million beneficiaries. Currently, one-third of Medicare recipients have no drug coverage, and the remainder often face inadequate coverage or must make expensive co-payments. The cost of drugs in recent years has skyrocketed, outstripping the ability of many retirees to pay.</w:t>
+        <w:t>Ms. Cortes avoided the news media for weeks, and the few interviews she did give showed her to be shaky on the issues. Her candidacy began falling apart after another candidate, Jerry Lewis, who like Mr. Pearce is a Republican, began his own campaign. Allies of Mr. Lewis's went to court to challenge Ms. Cortes's election bid as a sham.</w:t>
         <w:br/>
-        <w:t>The issue has riveted the attention of voters here in south Florida, as well as across the country, and it is not hard to see why. People 65 or older make up nearly one-quarter of Mr. Foley's district, which has the seventh-largest number of retirees of any congressional district in the country. And while they comprise 12 percent of the nation's population, they use one-third of all drugs prescribed each year.</w:t>
+        <w:t>The judge, Edward O. Burke of Superior Court of Maricopa County, declined to remove her from the ballot but did say that the evidence suggested that some of her so-called supporters really supported Mr. Pearce. ''The court finds that Pearce supporters recruited Cortes, a political neophyte, to run in the recall election to siphon Hispanic votes from Lewis to advance Pearce's recall election bid,'' the judge said in his ruling.</w:t>
         <w:br/>
-        <w:t>Republicans on Capitol Hill agree that Medicare recipients need legislative relief this year, but they have stumbled in their response to Mr. Clinton's initiative, which would cost more than $160 billion over 10 years.  Speaker J. Dennis Hastert last month appointed a task force to draft a House Republican alternative, but the effort has yet to get off the ground. Republican senators are also working on their own version.</w:t>
+        <w:t>Still, Judge Burke said he found no wrongdoing by Ms. Cortes herself and believed her testimony that she, a naturalized American citizen from Veracruz, Mexico, opposes ''what she believes is Pearce's harsh legislative treatment and comments about illegal Hispanic immigrants.''</w:t>
         <w:br/>
-        <w:t>Democrats, meantime, sense a political winner and are turning up the heat on Republicans. House Democrats are using a parliamentary tactic to try to force a vote on drug coverage for all Medicare beneficiaries. Democratic candidates in border states are taking busloads of retirees to Canada and Mexico, where having a prescription filled costs one-third to one-half of what it costs in the United States.</w:t>
+        <w:t>The judge said the Cortes case was distinct from others in which sham candidates were put forward, including a dispute from upstate New York in which supporters of Linda H. Overbaugh, a candidate for the Greene County Legislature, circulated petitions in 2009 on behalf of a Linda L. Overbaugh, who had not given her consent to run.</w:t>
         <w:br/>
-        <w:t>"We should have engaged earlier," conceded Mr. Foley, a member of the House Ways and Means Committee, which has jurisdiction over Medicare. "But the Democrats, rather than being constructive, are trying to box us in."</w:t>
+        <w:t>The judge also said Ms. Cortes's case did not resemble the subterfuge displayed in ''The Distinguished Gentleman,'' a movie in which the actor Eddie Murphy, playing a character named Jeff Johnson, runs for Congress after an incumbent with the same name dies.</w:t>
         <w:br/>
-        <w:t>In a day of meetings with retirees, doctors and health care providers throughout his district, Mr. Foley accused Mr. Clinton and his supporters in Congress of pandering to older voters. At the risk of being the skunk at the garden party, Mr. Foley said he was trying to inject some badly needed common sense in the debate.</w:t>
+        <w:t>''The court assumes that candidates have run for office for less than the noble motive of serving the public, which could include getting a better-paying job, pension benefits, achieving a position of perceived importance, boredom, or no reason at all,'' Judge Burke said. ''Divining candidates' motives and acting on them is more properly the role of voters.''</w:t>
         <w:br/>
-        <w:t>"There should be a drug benefit for those who desperately need it and can't afford it, and for those with life-threatening illness like cancer or diabetes," said Mr. Foley, 45, who speaks fluently on complex health issues. "But I'm upset that we're talking about creating a new entitlement for the guy who lives in a million-dollar ocean front condo, drives a Mercedes, and has a $50,000 membership at the golf club."</w:t>
+        <w:t>But Ms. Cortes's candidacy fell apart after Mr. Lewis's allies said they had uncovered evidence of even more links between Ms. Cortes and Mr. Pearce, noting for instance that Mr. Pearce's nieces had helped collect signatures to get Ms. Cortes on the ballot and that one of Mr. Pearce's brothers, Lester, who is a justice of the peace and is prohibited from campaigning, accompanied them.</w:t>
         <w:br/>
-        <w:t>Under the president's proposal, Medicare would pay half of a beneficiary's drug expenses, up to certain limits. The maximum federal payment would start at $1,000 a year and would rise gradually to $2,500 in 2008. Beyond that basic benefit, Mr. Clinton is also asking Congress to set aside $35 billion to help protect Medicare beneficiaries with extremely high drug costs in the years 2006 to 2010.</w:t>
+        <w:t>Instead of facing another court hearing on Friday, in which Mr. Pearce's relatives were subpoenaed, Ms. Cortes agreed through her lawyer to pull out of the race.</w:t>
         <w:br/>
-        <w:t>Mr. Foley's concern struck a chord with many in this disparate district, whose demographics range from the superrich in Palm Beach to transplanted New Yorkers at the Century Village retirement complex in West Palm Beach to citrus growers and cattle ranchers in the rural western reaches.</w:t>
+        <w:t>But ballots listing the names of Mr. Pearce, Mr. Lewis and Ms. Cortes have already been prepared. Election officials said they would post notices at polling places for Election Day on Nov. 8, informing voters that Ms. Cortes was no longer running.</w:t>
         <w:br/>
-        <w:t>"That's the problem with the Clinton program: it's one size fits all," said Dr. Peter Dayton, an obstetrician in Stuart, Fla., who along with several other doctors and nurses met with Mr. Foley earlier in the day.</w:t>
+        <w:t>Mr. Pearce's detractors insisted on Friday that new ballots that do not mention Ms. Cortes should be printed so that no voter would be confused.</w:t>
         <w:br/>
-        <w:t>Rather than expanding Medicare, several doctors and health-care providers said they prefer an approach favored by many Republicans to use private health plans or block grants to states to provide drug coverage.</w:t>
+        <w:t>It remained unclear who exactly financed Ms. Cortes's short-lived campaign, which employed a professional signature gatherer, produced untold lawn signs, created a Web site and issued occasional news releases that borrow Superman's theme, ''Truth, Justice and the American Way.''</w:t>
         <w:br/>
-        <w:t>But no one disputed that Congress and the White House need to act quickly. Indeed, doctors poured out heart-rending stories of uninsured elderly patients who cannot afford the drugs to keep them alive or manage their pain.</w:t>
+        <w:t>At a debate on Thursday that was supposed to be Ms. Cortes's first public appearance in the race, there were only two candidates, Mr. Pearce and Mr. Lewis. They clashed on immigration, with Mr. Pearce arguing that illegal immigrants are a burden on the state and Mr. Lewis pushing for what he called a more humane approach on the issue.</w:t>
         <w:br/>
-        <w:t>Dr. Nicholas O. Iannotti, a cancer specialist whose thriving practice is made up of 90 percent Medicare recipients, said the program covers the cost of drugs given to patients in hospitals or his office, but not prescriptions they buy on their own.  Many patients do not buy the drugs they need, and end up back in the hospital, which Dr. Iannotti said "costs a fortune compared to a $15 pill they could have taken. It's wasteful."</w:t>
+        <w:t>At one point, Mr. Lewis lamented Arizona's poor image, which he said is ''something akin to 1964 Alabama.''</w:t>
         <w:br/>
-        <w:t>Many of his terminally ill Medicare patients have given up treating their cancer altogether and are turning to hospice care, which will provide pain-killing medication at no cost. "They'll die sooner, but at least they will be out of pain," Dr. Iannotti told Mr. Foley.</w:t>
+        <w:t>Pearce allies in the crowd groaned heartily.</w:t>
         <w:br/>
-        <w:t>Chris Lundstrom, who operates a 21-person assisted-living center in Fort Pierce, said his residents were increasingly having to choose between spending their fixed incomes on food or prescription drugs. He urged Mr. Foley to fight for price controls on drugs, a step Mr. Foley is wary of taking. "Some are foregoing their meds to pay for food," said Mr. Lundstrom. "We need some controls in the medications. The prices are outrageous."</w:t>
+        <w:t>Mr. Pearce said he liked the state's image just as it is. ''We are in the front of the parade,'' he said, noting that other states, among them 2011 Alabama, had followed Arizona's attempt to drive illegal immigrants away.</w:t>
         <w:br/>
-        <w:t>Even retirees who buy supplemental policies to plug the gap in their Medicare benefits worry that caps on annual drug spending -- for seniors here, $750 to $1,000 a year -- ultimately mean they will have to pay more out-of-pocket costs for their medications.</w:t>
+        <w:t>Ms. Cortes's candidacy was not debated, but afterward Mr. Pearce was called by reporters, who grilled him on the issue. He denied being behind Ms. Cortes's candidacy and said he had spoken to his nieces about their involvement. ''I wouldn't have done it,'' he said. ''I wish they hadn't done it.''</w:t>
         <w:br/>
-        <w:t>"We're ready to pay our share, but we still need some help," said Mary Vorees, an 85-year-old former school teacher from Otisville, N.Y., who retired here, and has a $221-a-month prescription drug bill.</w:t>
+        <w:t>Outside the debate, partisans for each candidate waved signs at the other side.</w:t>
         <w:br/>
-        <w:t>Mr. Foley takes in all the comments, nodding, occasionally jotting himself a note. When the give-and-take starts getting a bit too heated, he injects a little humor: "The good news is, you live longer. The bad news is, you die broke."</w:t>
+        <w:t>''Russell Pearce mentioned the Constitution six times tonight, and Jerry Lewis mentioned it zero,'' said Craig Ray, a Pearce ally who was convinced that his candidate would stave off the challenge.</w:t>
         <w:br/>
-        <w:t>But the heart of the issue is not lost on him. "Why waste money on a kidney transplant if you're not going to pay for the anti-rejection drug?" Mr. Foley said.</w:t>
+        <w:t>''He's a one-issue senator,'' Al Moncayo, a retired building inspector of Mexican descent, said of Mr. Pearce, whom he wants ousted. ''It's all about immigration to him. As for Olivia Cortes, she's probably a nice lady. I don't know her personally. But, come on.''</w:t>
         <w:br/>
-        <w:t>And he expressed confidence that Congress will set aside partisanship to pass a remedy. "Things are achievable," he said. "We're not going to be trapped into saying no."</w:t>
+        <w:t>Ms. Cortes did not respond to a telephone call, an e-mail or a knock at her door.</w:t>
         <w:br/>
         <w:br/>
         <w:t>http://www.nytimes.com</w:t>
+        <w:br/>
+        <w:t>Correction</w:t>
+        <w:br/>
+        <w:br/>
+        <w:br/>
+        <w:t>This article has been revised to reflect the following correction: An article on Sunday about a judge's finding that supporters of Arizona State Senate President Russell Pearce recruited a candidate to siphon votes from his opponent in a recall election referred incorrectly to a 2009 New York race for Greene County Legislature, in which petitions were circulated on behalf of a candidate who had not given her consent. In that race, supporters, not opponents, of Linda H. Overbaugh mistakenly put the name of another woman, Linda L. Overbaugh, on the petitions, resulting in their disqualification.</w:t>
+        <w:br/>
+        <w:t>Correction-Date: October 11, 2011</w:t>
+        <w:br/>
+        <w:br/>
+        <w:t>Graphic</w:t>
+        <w:br/>
+        <w:br/>
+        <w:t xml:space="preserve"> </w:t>
+        <w:br/>
+        <w:t>PHOTOS: Jerry Lewis, left, and Russell Pearce expressed competing views on illegal immigration at a debate in Arizona on Thursday night. (PHOTOGRAPH BY TIM HACKER/EAST VALLEY TRIBUNE, VIA ASSOCIATED PRESS)</w:t>
+        <w:br/>
+        <w:t xml:space="preserve"> Olivia Cortes, at a recent court hearing, withdrew from a State Senate race after questions about her candidacy were raised. (PHOTOGRAPH BY JACK KURTZ/ARIZONA REPUBLIC, VIA ASSOCIATED PRESS) (A28)</w:t>
       </w:r>
     </w:p>
     <w:sectPr>

--- a/example_articles/states/Arizona/1.states_Arizona_New_York_Times.docx
+++ b/example_articles/states/Arizona/1.states_Arizona_New_York_Times.docx
@@ -7,7 +7,7 @@
         <w:pStyle w:val="Heading1"/>
       </w:pPr>
       <w:r>
-        <w:t>Judge Finds Manipulation In Recall Vote In Arizona - Correction Appended</w:t>
+        <w:t>Spaceman, Senator, V.P. Pick? Kamala Harris Sizes Up Mark Kelly.</w:t>
       </w:r>
     </w:p>
     <w:p>
@@ -17,17 +17,17 @@
     </w:p>
     <w:p>
       <w:r>
-        <w:t>Date: 2011-10-09</w:t>
+        <w:t>Date: 2024-07-26</w:t>
       </w:r>
     </w:p>
     <w:p>
       <w:r>
-        <w:t>Section: Section A; Column 0; National Desk; Pg. 14</w:t>
+        <w:t>Section: US; politics</w:t>
       </w:r>
     </w:p>
     <w:p>
       <w:r>
-        <w:t>Source file: NYT/36.DOCX</w:t>
+        <w:t>Source file: NYT/2.DOCX</w:t>
       </w:r>
     </w:p>
     <w:p>
@@ -49,74 +49,83 @@
     </w:p>
     <w:p>
       <w:r>
-        <w:t>MESA, Ariz. -- At first glance, it had the makings of a spirited election: the leader of Arizona's crackdown on illegal immigration facing off at the polls with an immigrant from Mexico who believed that the state had gone too far.</w:t>
+        <w:t>The rugged border lands around Douglas, Ariz., dip through precipitous canyons and shoot skyward on rocky mountain walls, impossible terrain for a 30-foot steel bollard wall but not for the cartels smuggling people and contraband from Mexico.</w:t>
         <w:br/>
-        <w:t>But the immigrant, Olivia Cortes, a retiree who filed papers in July to challenge the State Senate president, Russell Pearce, disappeared from the political scene last week just as quickly as she had appeared. Ms. Cortes's candidacy for a legislative district in this working-class community east of Phoenix, it now appears, had been a dirty trick.</w:t>
+        <w:t>Senator Mark Kelly, an Arizona Democrat under consideration to be Vice President Kamala Harris's running mate, knows this expanse well — a fact that even the state's Republicans acknowledge.</w:t>
         <w:br/>
-        <w:t>Critics of Mr. Pearce's hard-line approach to illegal immigration collected enough signatures to force him into a recall election in November. But allies of Mr. Pearce, who is one of the state's most powerful politicians, did not take that humiliation lightly. They recruited Ms. Cortes in what was an effort to split the anti-Pearce vote, particularly among Latinos, a judge later found.</w:t>
+        <w:t>Donald Huish, the G.O.P. mayor of Douglas, recounted a phone call with Mr. Kelly two weeks ago, when the two men talked through progress on making the small city an official, expanded port of entry into the United States. The senator has pushed hard for the move, and Mr. Huish has embraced it. Both of them see the plan as a way to inject economic stability into the region and possibly defang the coyotes and cartels prowling the passes.</w:t>
         <w:br/>
-        <w:t>Greg Western, a Pearce ally who is the chairman of the East Valley Tea Party, was a central figure in the scheme and became Ms. Cortes's campaign adviser. Soon, signs promoting Ms. Cortes's candidacy appeared on street corners, bearing the motto made famous by Cesar Chavez of the United Farm Workers: ''Si, Se Puede!''</w:t>
+        <w:t>"What gets me about Senator Kelly is, yes, we're in touch with staff on the issues, but he personally calls me on a regular basis, and I feel comfortable calling him," said Mr. Huish, who identifies as a strongly conservative Republican. "I'm sure he's taken some heat from some of his party concerning the border, but he understands it."</w:t>
         <w:br/>
-        <w:t>Ms. Cortes avoided the news media for weeks, and the few interviews she did give showed her to be shaky on the issues. Her candidacy began falling apart after another candidate, Jerry Lewis, who like Mr. Pearce is a Republican, began his own campaign. Allies of Mr. Lewis's went to court to challenge Ms. Cortes's election bid as a sham.</w:t>
+        <w:t>Mr. Kelly, 60, is a relative newcomer to politics. But he would bring to the Democratic ticket a résumé as remarkable as any political consultant could dream of: He is the working-class son of New Jersey police officers, a Navy pilot who flew 39 combat missions off the U.S.S. Midway in Operation Desert Storm, and a NASA astronaut and engineer who collected debris from the Columbia disaster, commanded a shuttle as the United States returned to space and flew the Space Shuttle Endeavour's final mission.</w:t>
         <w:br/>
-        <w:t>The judge, Edward O. Burke of Superior Court of Maricopa County, declined to remove her from the ballot but did say that the evidence suggested that some of her so-called supporters really supported Mr. Pearce. ''The court finds that Pearce supporters recruited Cortes, a political neophyte, to run in the recall election to siphon Hispanic votes from Lewis to advance Pearce's recall election bid,'' the judge said in his ruling.</w:t>
+        <w:t>Oh, and he is married to Gabrielle Giffords, the former Arizona representative whose near-fatal brain injury in a mass shooting made her a symbol against gun violence, in her battleground state and beyond.</w:t>
         <w:br/>
-        <w:t>Still, Judge Burke said he found no wrongdoing by Ms. Cortes herself and believed her testimony that she, a naturalized American citizen from Veracruz, Mexico, opposes ''what she believes is Pearce's harsh legislative treatment and comments about illegal Hispanic immigrants.''</w:t>
+        <w:t>All of that could be hugely helpful to Ms. Harris as she tries to recapture momentum among working-class voters and keep Arizona, where former President Donald J. Trump has been gaining an edge, winnable for Democrats.</w:t>
         <w:br/>
-        <w:t>The judge said the Cortes case was distinct from others in which sham candidates were put forward, including a dispute from upstate New York in which supporters of Linda H. Overbaugh, a candidate for the Greene County Legislature, circulated petitions in 2009 on behalf of a Linda L. Overbaugh, who had not given her consent to run.</w:t>
+        <w:t>But Mr. Kelly's special appeal, beyond what other potential running mates from swing states could provide, is his expertise on the technical issues and politics of the U.S.-Mexico border, perhaps Ms. Harris's biggest vulnerability, his backers say.</w:t>
         <w:br/>
-        <w:t>The judge also said Ms. Cortes's case did not resemble the subterfuge displayed in ''The Distinguished Gentleman,'' a movie in which the actor Eddie Murphy, playing a character named Jeff Johnson, runs for Congress after an incumbent with the same name dies.</w:t>
+        <w:t>"That's why I appreciate Senator Kelly: He sees the dichotomies, the differences, the challenges that are not all the same on the border," Mr. Huish said.</w:t>
         <w:br/>
-        <w:t>''The court assumes that candidates have run for office for less than the noble motive of serving the public, which could include getting a better-paying job, pension benefits, achieving a position of perceived importance, boredom, or no reason at all,'' Judge Burke said. ''Divining candidates' motives and acting on them is more properly the role of voters.''</w:t>
+        <w:t>A Trump supporter, Mr. Huish said he was not a fan of Ms. Harris. "Her heart's in the right place," he said. "Her policies are in the wrong place." But if Mr. Kelly joined the ticket, he said, it would cause him to "struggle a little bit" with this vote.</w:t>
         <w:br/>
-        <w:t>But Ms. Cortes's candidacy fell apart after Mr. Lewis's allies said they had uncovered evidence of even more links between Ms. Cortes and Mr. Pearce, noting for instance that Mr. Pearce's nieces had helped collect signatures to get Ms. Cortes on the ballot and that one of Mr. Pearce's brothers, Lester, who is a justice of the peace and is prohibited from campaigning, accompanied them.</w:t>
+        <w:t>Other vice-presidential contenders, like Gov. Andy Beshear of Kentucky and Gov. Roy Cooper of North Carolina, have made their reputations by winning over Republican voters. Two other governors in the mix, Josh Shapiro of Pennsylvania and Gretchen Whitmer of Michigan, hail from states that are perhaps more crucial to Democratic fortunes than Arizona, which, while President Biden carried it narrowly in 2020, was more of a capstone to his victory than a linchpin.</w:t>
         <w:br/>
-        <w:t>Instead of facing another court hearing on Friday, in which Mr. Pearce's relatives were subpoenaed, Ms. Cortes agreed through her lawyer to pull out of the race.</w:t>
+        <w:t>Mr. Kelly's political identity is tied directly to his appeal to Republicans — not just voters but also politicians and personalities — in a state where the Grand Old Party is bitterly divided between old-line Republicans allied with the legacy of Senator John McCain and a new guard of Trump loyalists who hold their intraparty rivals in contempt.</w:t>
         <w:br/>
-        <w:t>But ballots listing the names of Mr. Pearce, Mr. Lewis and Ms. Cortes have already been prepared. Election officials said they would post notices at polling places for Election Day on Nov. 8, informing voters that Ms. Cortes was no longer running.</w:t>
+        <w:t>As a fellow Navy combat pilot, Mr. Kelly bonded with Mr. McCain well before he entered politics, when he was best known in the state as Ms. Giffords's husband. He was elected to the Senate in 2020, beating Martha McSally, a fellow military pilot appointed to Mr. McCain's seat after his death, and then won a full term in 2022 by defeating a Trump-backed conservative, Blake Masters, by nearly five percentage points.</w:t>
         <w:br/>
-        <w:t>Mr. Pearce's detractors insisted on Friday that new ballots that do not mention Ms. Cortes should be printed so that no voter would be confused.</w:t>
+        <w:t>Meghan McCain, a conservative media personality and the senator's daughter, estimated that about 15 percent of Arizona Republicans remained in the McCain wing. Mr. Kelly has been "not just respectful" to her father's legacy, she said, but "I'd go so far as deferential."</w:t>
         <w:br/>
-        <w:t>It remained unclear who exactly financed Ms. Cortes's short-lived campaign, which employed a professional signature gatherer, produced untold lawn signs, created a Web site and issued occasional news releases that borrow Superman's theme, ''Truth, Justice and the American Way.''</w:t>
+        <w:t>"He's smart, he's charismatic, he has a vision," Cindy McCain, Mr. McCain's widow, said in an interview. "You look at his record and who he is as a person, he's a very lovely man, and of course he brings Arizona."</w:t>
         <w:br/>
-        <w:t>At a debate on Thursday that was supposed to be Ms. Cortes's first public appearance in the race, there were only two candidates, Mr. Pearce and Mr. Lewis. They clashed on immigration, with Mr. Pearce arguing that illegal immigrants are a burden on the state and Mr. Lewis pushing for what he called a more humane approach on the issue.</w:t>
+        <w:t>With Mr. Kelly's personal history comes a mystique that cannot be manufactured. Paul Fujimura, a former Naval flight officer who flew an A-6 Intruder with Mr. Kelly for two years, remembered being asked during the Gulf War to go after an Iraqi patrol boat making a run for it out of Kuwait Harbor. Mr. Kelly wanted to attack, but that meant a hard, 135-degree turn at 200 feet above the water, under heavy antiaircraft fire, and bringing another plane that was flying cover with them. At Mr. Kelly's order, they went ahead and sank the boat.</w:t>
         <w:br/>
-        <w:t>At one point, Mr. Lewis lamented Arizona's poor image, which he said is ''something akin to 1964 Alabama.''</w:t>
+        <w:t>"To order somebody else to go forward and put their life on the line is a heavy, heavy, heavy responsibility," said Mr. Fujimura, a senior official in the Transportation Security Administration who this weekend will take over international programs at the U.S. Naval Academy. "You've got to be decisive, and you have to commit. It takes courage."</w:t>
         <w:br/>
-        <w:t>Pearce allies in the crowd groaned heartily.</w:t>
+        <w:t>During Ms. Giffords's first House run, in 2006, women at her campaign events wanted to know if she was really dating an astronaut, and if so, what was he like. As she painstakingly recovered from her brain injury, he was seen in the state as her steadfast supporter, even from space.</w:t>
         <w:br/>
-        <w:t>Mr. Pearce said he liked the state's image just as it is. ''We are in the front of the parade,'' he said, noting that other states, among them 2011 Alabama, had followed Arizona's attempt to drive illegal immigrants away.</w:t>
+        <w:t>His willingness to stand by — and sometimes in the shadow of — a famous political woman has not been lost on Ms. Harris's team, Democrats say. He has ties to the vice president from their time together in the Capitol, where she has served as the tiebreaking president of the Senate. His Senate chief of staff, Jennifer Cox, came from his wife's sprawling political operation and is on leave to lead the Harris campaign in Arizona.</w:t>
         <w:br/>
-        <w:t>Ms. Cortes's candidacy was not debated, but afterward Mr. Pearce was called by reporters, who grilled him on the issue. He denied being behind Ms. Cortes's candidacy and said he had spoken to his nieces about their involvement. ''I wouldn't have done it,'' he said. ''I wish they hadn't done it.''</w:t>
+        <w:t>His standard campaign uniform, a Navy flight jacket and ship cap, is recognizable with blue-collar audiences anywhere; he has been stumping with endangered Senate Democrats across the country. He even has cordial relations with Elon Musk, now an avatar of the right, having served on a safety panel for Mr. Musk's company SpaceX.</w:t>
         <w:br/>
-        <w:t>Outside the debate, partisans for each candidate waved signs at the other side.</w:t>
+        <w:t>And Arizona Democrats are behind him. The state party's executive board on Wednesday formally endorsed Mr. Kelly to be the vice-presidential nominee.</w:t>
         <w:br/>
-        <w:t>''Russell Pearce mentioned the Constitution six times tonight, and Jerry Lewis mentioned it zero,'' said Craig Ray, a Pearce ally who was convinced that his candidate would stave off the challenge.</w:t>
+        <w:t>"It would be good for Arizona as a border state, and it would be good for our country," said Raquel Terán, a former chair of the Arizona Democratic Party now running for the House. "He is a coalition builder, and he knows how to get things done."</w:t>
         <w:br/>
-        <w:t>''He's a one-issue senator,'' Al Moncayo, a retired building inspector of Mexican descent, said of Mr. Pearce, whom he wants ousted. ''It's all about immigration to him. As for Olivia Cortes, she's probably a nice lady. I don't know her personally. But, come on.''</w:t>
+        <w:t>Mr. Kelly, who declined to be interviewed for this article, has his drawbacks. If a Harris-Kelly ticket captured the White House, the Democratic governor of Arizona, Katie Hobbs, would appoint a Democratic replacement for Mr. Kelly in the Senate next year, but the seat would be subject to an early special election in 2026, potentially putting it at risk. (Mr. Kelly does not face re-election until 2028.)</w:t>
         <w:br/>
-        <w:t>Ms. Cortes did not respond to a telephone call, an e-mail or a knock at her door.</w:t>
+        <w:t>Daniel Scarpinato, a Republican operative in the state, noted that Mr. Kelly was not a barnburner on the stump. In Washington, the senator has often been overshadowed legislatively by Senator Kyrsten Sinema, the Democrat-turned-independent who helped craft some of Mr. Biden's signature accomplishments, especially the infrastructure law.</w:t>
         <w:br/>
+        <w:t>Mr. Kelly has also not faced the harsh spotlight of a national campaign, and has potential political liabilities like a high-altitude surveillance balloon company he helped found with Chinese venture capital, Mr. Scarpinato said.</w:t>
         <w:br/>
-        <w:t>http://www.nytimes.com</w:t>
+        <w:t>But like other Republicans, Mr. Scarpinato circled back to the border, and Mr. Kelly's deft handling of it, as a huge boon to a Democratic ticket.</w:t>
         <w:br/>
-        <w:t>Correction</w:t>
+        <w:t>John Giles, the Republican mayor of Mesa, Ariz., a sprawling suburb of Phoenix in critical Maricopa County, agreed.</w:t>
         <w:br/>
+        <w:t>"He's a wonky, nerdy guy who has to know the details of how things work," he said. "He's not a superficial guy."</w:t>
         <w:br/>
+        <w:t>Mr. Kelly's approach to the border embraces barriers like Mr. Trump's wall in some places, though not across the entire frontier. He has also called for an immigration policy that treats migrants with respect and maintains asylum options. Most of all, he has pushed back against politicians (he does not say Republicans) who have swept into Arizona's borderlands since the George W. Bush administration, held photo opportunities and partisan news conferences, and then returned to Washington only to snuff out legislative solutions and preserve their political talking points.</w:t>
         <w:br/>
-        <w:t>This article has been revised to reflect the following correction: An article on Sunday about a judge's finding that supporters of Arizona State Senate President Russell Pearce recruited a candidate to siphon votes from his opponent in a recall election referred incorrectly to a 2009 New York race for Greene County Legislature, in which petitions were circulated on behalf of a candidate who had not given her consent. In that race, supporters, not opponents, of Linda H. Overbaugh mistakenly put the name of another woman, Linda L. Overbaugh, on the petitions, resulting in their disqualification.</w:t>
+        <w:t>Local officials say Mr. Kelly is attuned to the complexities of the issue and grasps the difference between a smuggler's haven like Cochise County, which includes Douglas, and a major port of entry like Yuma, Ariz., where migrants cross legally, appeal for asylum and are often released pending their court date.</w:t>
         <w:br/>
-        <w:t>Correction-Date: October 11, 2011</w:t>
+        <w:t>Douglas's police chief, Kraig Fullen, remembered when the only border barrier between his city and its southern sister, Agua Prieta, was a dilapidated fence. Now, there are immigration officials, surveillance cameras and a towering metal fence the color of rust.</w:t>
         <w:br/>
+        <w:t>As Mexican criminal organizations have grown more sophisticated, law enforcement officials said, their smuggling operations have, too. Sheriff's deputies arrest people from across the country, some of them teenagers, who have been lured on social media apps like TikTok to drive migrants through the desert for a few thousand dollars a night.</w:t>
         <w:br/>
-        <w:t>Graphic</w:t>
+        <w:t>When the numbers of migrants began to climb to new heights last year, a Catholic church in Douglas transformed itself into a shelter. Volunteers collected donations and helped the newcomers.</w:t>
         <w:br/>
+        <w:t>"We're a town of 17,000," said Mr. Huish, the Douglas mayor. "We have zero capabilities of handling even 30 people staying overnight and waiting for transport out."</w:t>
         <w:br/>
-        <w:t xml:space="preserve"> </w:t>
+        <w:t>Mr. Kelly is well aware. After Mr. Biden changed the nation's asylum policies by executive order last month to try to slow the flow of migrants, the senator called Mr. Huish to ask if the change was working. But the flow of migrants had already slowed considerably, Mr. Huish said.</w:t>
         <w:br/>
-        <w:t>PHOTOS: Jerry Lewis, left, and Russell Pearce expressed competing views on illegal immigration at a debate in Arizona on Thursday night. (PHOTOGRAPH BY TIM HACKER/EAST VALLEY TRIBUNE, VIA ASSOCIATED PRESS)</w:t>
+        <w:t>Now, he was focused on restoring an orderly flow of goods and people through a formal port of entry, complete with major infrastructure improvements that his senator, Mr. Kelly, is trying to secure.</w:t>
         <w:br/>
-        <w:t xml:space="preserve"> Olivia Cortes, at a recent court hearing, withdrew from a State Senate race after questions about her candidacy were raised. (PHOTOGRAPH BY JACK KURTZ/ARIZONA REPUBLIC, VIA ASSOCIATED PRESS) (A28)</w:t>
+        <w:t>If anything, Mr. Huish said, he is worried about Mr. Trump's promise of across-the-board tariffs on most imports, including those that would cross at a new Douglas port of entry.</w:t>
+        <w:br/>
+        <w:t>"That could be a problem," he said.</w:t>
+        <w:br/>
+        <w:t>PHOTOS: Mark Kelly at the White House, above; a 2013 hearing on gun violence with his wife, Gabrielle Giffords, who was injured in a shooting; and in 2006 with the crew of the Shuttle Discovery. As senator, he has pushed to make Douglas, Ariz., lower left, a U.S. point of entry. (PHOTOGRAPHS BY ROD LAMKEY, JR. FOR NEW YORK TIMES; DOUG MILLS/THE NEW YORK TIMES; CHANG W. LEE/THE NEW YORK TIMES; PAUL RATJE FOR THE NEW YORK TIMES) This article appeared in print on page A10.</w:t>
       </w:r>
     </w:p>
     <w:sectPr>
